--- a/test-harness/corpus/T9/insert/after.docx
+++ b/test-harness/corpus/T9/insert/after.docx
@@ -58,7 +58,7 @@
                         <a:graphicData uri="http://schemas.openxmlformats.org/drawingml/2006/picture">
                           <pic:pic xmlns:pic="http://schemas.openxmlformats.org/drawingml/2006/picture">
                             <pic:nvPicPr>
-                              <pic:cNvPr id="1" name="scribe-img-0"/>
+                              <pic:cNvPr id="1" name="Picture 1"/>
                               <pic:cNvPicPr/>
                               <pic:nvPr/>
                             </pic:nvPicPr>
@@ -212,20 +212,29 @@
                     <wp:inline xmlns:wp="http://schemas.openxmlformats.org/drawingml/2006/wordprocessingDrawing" distT="0" distB="0" distL="0" distR="0">
                       <wp:extent cx="457200" cy="457200"/>
                       <wp:effectExtent l="0" t="0" r="0" b="0"/>
-                      <wp:docPr id="2" name=""/>
+                      <wp:docPr id="2" name="Picture 1"/>
                       <wp:cNvGraphicFramePr/>
                       <a:graphic xmlns:a="http://schemas.openxmlformats.org/drawingml/2006/main">
                         <a:graphicData uri="http://schemas.openxmlformats.org/drawingml/2006/picture">
                           <pic:pic xmlns:pic="http://schemas.openxmlformats.org/drawingml/2006/picture">
                             <pic:nvPicPr>
-                              <pic:cNvPr id="98144167" name="scribe-img-0"/>
+                              <pic:cNvPr id="1" name="scribe-img-0"/>
                               <pic:cNvPicPr/>
                               <pic:nvPr/>
                             </pic:nvPicPr>
-                            <pic:blipFill dpi="7602275">
-                              <a:tile algn="b" flip="none" sx="38797760" sy="8" tx="67895296" ty="104"/>
+                            <pic:blipFill rotWithShape="1">
+                              <a:blip r:embed="rId9"/>
+                              <a:stretch/>
                             </pic:blipFill>
-                            <pic:spPr/>
+                            <pic:spPr bwMode="auto">
+                              <a:xfrm>
+                                <a:off x="0" y="0"/>
+                                <a:ext cx="457200" cy="457200"/>
+                              </a:xfrm>
+                              <a:prstGeom prst="rect">
+                                <a:avLst/>
+                              </a:prstGeom>
+                            </pic:spPr>
                           </pic:pic>
                         </a:graphicData>
                       </a:graphic>
@@ -254,6 +263,7 @@
                       <o:lock v:ext="edit" aspectratio="t"/>
                     </v:shapetype>
                     <v:shape id="_x0000_i1" o:spid="_x0000_s1" type="#_x0000_t75" style="width:36.00pt;height:36.00pt;mso-wrap-distance-left:0.00pt;mso-wrap-distance-top:0.00pt;mso-wrap-distance-right:0.00pt;mso-wrap-distance-bottom:0.00pt;z-index:1;" stroked="false">
+                      <v:imagedata r:id="rId9" o:title=""/>
                       <o:lock v:ext="edit" rotation="t"/>
                     </v:shape>
                   </w:pict>
